--- a/10_Bristol_Bus_Boycott_Facilitator_Guide.docx
+++ b/10_Bristol_Bus_Boycott_Facilitator_Guide.docx
@@ -2432,6 +2432,7 @@
                 <w:color w:val="1A1A1A"/>
                 <w:sz w:val="20"/>
               </w:rPr>
+              <w:t xml:space="preserve">In 1963 people refused to ride Bristol's buses to protest the colour bar.</w:t>
             </w:r>
           </w:p>
         </w:tc>

--- a/10_Bristol_Bus_Boycott_Facilitator_Guide.docx
+++ b/10_Bristol_Bus_Boycott_Facilitator_Guide.docx
@@ -1482,7 +1482,763 @@
           <w:color w:val="1A1A1A"/>
           <w:sz w:val="27"/>
         </w:rPr>
-        <w:t>5.  Delivery Notes</w:t>
+        <w:t xml:space="preserve">5.  Background for Staff</w:t>
+      </w:r>
+    </w:p>
+    <w:tbl>
+      <w:tblPr>
+        <w:tblW w:type="auto" w:w="0"/>
+        <w:jc w:val="center"/>
+        <w:tblLayout w:type="fixed"/>
+        <w:tblLook w:firstColumn="1" w:firstRow="1" w:lastColumn="0" w:lastRow="0" w:noHBand="0" w:noVBand="1" w:val="04A0"/>
+      </w:tblPr>
+      <w:tblGrid>
+        <w:gridCol w:w="2154"/>
+        <w:gridCol w:w="7087"/>
+      </w:tblGrid>
+      <w:tr>
+        <w:trPr>
+          <w:cantSplit/>
+        </w:trPr>
+        <w:tc>
+          <w:tcPr>
+            <w:tcW w:type="dxa" w:w="2154"/>
+            <w:tcBorders>
+              <w:top w:val="single" w:sz="6" w:space="0" w:color="007A3D"/>
+              <w:left w:val="single" w:sz="6" w:space="0" w:color="007A3D"/>
+              <w:bottom w:val="single" w:sz="6" w:space="0" w:color="007A3D"/>
+              <w:right w:val="single" w:sz="6" w:space="0" w:color="007A3D"/>
+            </w:tcBorders>
+            <w:shd w:val="clear" w:color="auto" w:fill="007A3D"/>
+            <w:tcMar>
+              <w:top w:w="80" w:type="dxa"/>
+              <w:left w:w="140" w:type="dxa"/>
+              <w:bottom w:w="80" w:type="dxa"/>
+              <w:right w:w="140" w:type="dxa"/>
+            </w:tcMar>
+          </w:tcPr>
+          <w:p>
+            <w:pPr>
+              <w:keepNext/>
+              <w:spacing w:after="0"/>
+            </w:pPr>
+            <w:r>
+              <w:rPr>
+                <w:rFonts w:ascii="Aptos" w:hAnsi="Aptos"/>
+                <w:b/>
+                <w:i w:val="0"/>
+                <w:color w:val="FFFFFF"/>
+                <w:sz w:val="21"/>
+              </w:rPr>
+              <w:t xml:space="preserve">When</w:t>
+            </w:r>
+          </w:p>
+        </w:tc>
+        <w:tc>
+          <w:tcPr>
+            <w:tcW w:type="dxa" w:w="7087"/>
+            <w:tcBorders>
+              <w:top w:val="single" w:sz="6" w:space="0" w:color="007A3D"/>
+              <w:left w:val="single" w:sz="6" w:space="0" w:color="007A3D"/>
+              <w:bottom w:val="single" w:sz="6" w:space="0" w:color="007A3D"/>
+              <w:right w:val="single" w:sz="6" w:space="0" w:color="007A3D"/>
+            </w:tcBorders>
+            <w:shd w:val="clear" w:color="auto" w:fill="007A3D"/>
+            <w:tcMar>
+              <w:top w:w="80" w:type="dxa"/>
+              <w:left w:w="140" w:type="dxa"/>
+              <w:bottom w:w="80" w:type="dxa"/>
+              <w:right w:w="140" w:type="dxa"/>
+            </w:tcMar>
+          </w:tcPr>
+          <w:p>
+            <w:pPr>
+              <w:keepNext/>
+              <w:spacing w:after="0"/>
+            </w:pPr>
+            <w:r>
+              <w:rPr>
+                <w:rFonts w:ascii="Aptos" w:hAnsi="Aptos"/>
+                <w:b/>
+                <w:i w:val="0"/>
+                <w:color w:val="FFFFFF"/>
+                <w:sz w:val="21"/>
+              </w:rPr>
+              <w:t xml:space="preserve">What happened</w:t>
+            </w:r>
+          </w:p>
+        </w:tc>
+      </w:tr>
+      <w:tr>
+        <w:trPr>
+          <w:cantSplit/>
+        </w:trPr>
+        <w:tc>
+          <w:tcPr>
+            <w:tcW w:type="dxa" w:w="2154"/>
+            <w:tcBorders>
+              <w:top w:val="single" w:sz="4" w:space="0" w:color="D9C58A"/>
+              <w:left w:val="single" w:sz="4" w:space="0" w:color="D9C58A"/>
+              <w:bottom w:val="single" w:sz="4" w:space="0" w:color="D9C58A"/>
+              <w:right w:val="single" w:sz="4" w:space="0" w:color="D9C58A"/>
+            </w:tcBorders>
+            <w:tcMar>
+              <w:top w:w="80" w:type="dxa"/>
+              <w:left w:w="140" w:type="dxa"/>
+              <w:bottom w:w="80" w:type="dxa"/>
+              <w:right w:w="140" w:type="dxa"/>
+            </w:tcMar>
+          </w:tcPr>
+          <w:p>
+            <w:pPr>
+              <w:keepNext/>
+              <w:spacing w:after="0"/>
+            </w:pPr>
+            <w:r>
+              <w:rPr>
+                <w:rFonts w:ascii="Aptos" w:hAnsi="Aptos"/>
+                <w:b w:val="0"/>
+                <w:i w:val="0"/>
+                <w:color w:val="1A1A1A"/>
+                <w:sz w:val="20"/>
+              </w:rPr>
+              <w:t xml:space="preserve">1955–1956</w:t>
+            </w:r>
+          </w:p>
+        </w:tc>
+        <w:tc>
+          <w:tcPr>
+            <w:tcW w:type="dxa" w:w="7087"/>
+            <w:tcBorders>
+              <w:top w:val="single" w:sz="4" w:space="0" w:color="D9C58A"/>
+              <w:left w:val="single" w:sz="4" w:space="0" w:color="D9C58A"/>
+              <w:bottom w:val="single" w:sz="4" w:space="0" w:color="D9C58A"/>
+              <w:right w:val="single" w:sz="4" w:space="0" w:color="D9C58A"/>
+            </w:tcBorders>
+            <w:tcMar>
+              <w:top w:w="80" w:type="dxa"/>
+              <w:left w:w="140" w:type="dxa"/>
+              <w:bottom w:w="80" w:type="dxa"/>
+              <w:right w:w="140" w:type="dxa"/>
+            </w:tcMar>
+          </w:tcPr>
+          <w:p>
+            <w:pPr>
+              <w:keepNext/>
+              <w:spacing w:after="0"/>
+            </w:pPr>
+            <w:r>
+              <w:rPr>
+                <w:rFonts w:ascii="Aptos" w:hAnsi="Aptos"/>
+                <w:b w:val="0"/>
+                <w:i w:val="0"/>
+                <w:color w:val="1A1A1A"/>
+                <w:sz w:val="20"/>
+              </w:rPr>
+              <w:t xml:space="preserve">The Montgomery bus boycott in the USA inspires campaigners around the world.</w:t>
+            </w:r>
+          </w:p>
+        </w:tc>
+      </w:tr>
+      <w:tr>
+        <w:trPr>
+          <w:cantSplit/>
+        </w:trPr>
+        <w:tc>
+          <w:tcPr>
+            <w:tcW w:type="dxa" w:w="2154"/>
+            <w:tcBorders>
+              <w:top w:val="single" w:sz="4" w:space="0" w:color="D9C58A"/>
+              <w:left w:val="single" w:sz="4" w:space="0" w:color="D9C58A"/>
+              <w:bottom w:val="single" w:sz="4" w:space="0" w:color="D9C58A"/>
+              <w:right w:val="single" w:sz="4" w:space="0" w:color="D9C58A"/>
+            </w:tcBorders>
+            <w:tcMar>
+              <w:top w:w="80" w:type="dxa"/>
+              <w:left w:w="140" w:type="dxa"/>
+              <w:bottom w:w="80" w:type="dxa"/>
+              <w:right w:w="140" w:type="dxa"/>
+            </w:tcMar>
+          </w:tcPr>
+          <w:p>
+            <w:pPr>
+              <w:keepNext/>
+              <w:spacing w:after="0"/>
+            </w:pPr>
+            <w:r>
+              <w:rPr>
+                <w:rFonts w:ascii="Aptos" w:hAnsi="Aptos"/>
+                <w:b w:val="0"/>
+                <w:i w:val="0"/>
+                <w:color w:val="1A1A1A"/>
+                <w:sz w:val="20"/>
+              </w:rPr>
+              <w:t xml:space="preserve">Early 1960s</w:t>
+            </w:r>
+          </w:p>
+        </w:tc>
+        <w:tc>
+          <w:tcPr>
+            <w:tcW w:type="dxa" w:w="7087"/>
+            <w:tcBorders>
+              <w:top w:val="single" w:sz="4" w:space="0" w:color="D9C58A"/>
+              <w:left w:val="single" w:sz="4" w:space="0" w:color="D9C58A"/>
+              <w:bottom w:val="single" w:sz="4" w:space="0" w:color="D9C58A"/>
+              <w:right w:val="single" w:sz="4" w:space="0" w:color="D9C58A"/>
+            </w:tcBorders>
+            <w:tcMar>
+              <w:top w:w="80" w:type="dxa"/>
+              <w:left w:w="140" w:type="dxa"/>
+              <w:bottom w:w="80" w:type="dxa"/>
+              <w:right w:w="140" w:type="dxa"/>
+            </w:tcMar>
+          </w:tcPr>
+          <w:p>
+            <w:pPr>
+              <w:keepNext/>
+              <w:spacing w:after="0"/>
+            </w:pPr>
+            <w:r>
+              <w:rPr>
+                <w:rFonts w:ascii="Aptos" w:hAnsi="Aptos"/>
+                <w:b w:val="0"/>
+                <w:i w:val="0"/>
+                <w:color w:val="1A1A1A"/>
+                <w:sz w:val="20"/>
+              </w:rPr>
+              <w:t xml:space="preserve">The Bristol Omnibus Company operates a 'colour bar', with support from some union members.</w:t>
+            </w:r>
+          </w:p>
+        </w:tc>
+      </w:tr>
+      <w:tr>
+        <w:trPr>
+          <w:cantSplit/>
+        </w:trPr>
+        <w:tc>
+          <w:tcPr>
+            <w:tcW w:type="dxa" w:w="2154"/>
+            <w:tcBorders>
+              <w:top w:val="single" w:sz="4" w:space="0" w:color="D9C58A"/>
+              <w:left w:val="single" w:sz="4" w:space="0" w:color="D9C58A"/>
+              <w:bottom w:val="single" w:sz="4" w:space="0" w:color="D9C58A"/>
+              <w:right w:val="single" w:sz="4" w:space="0" w:color="D9C58A"/>
+            </w:tcBorders>
+            <w:tcMar>
+              <w:top w:w="80" w:type="dxa"/>
+              <w:left w:w="140" w:type="dxa"/>
+              <w:bottom w:w="80" w:type="dxa"/>
+              <w:right w:w="140" w:type="dxa"/>
+            </w:tcMar>
+          </w:tcPr>
+          <w:p>
+            <w:pPr>
+              <w:keepNext/>
+              <w:spacing w:after="0"/>
+            </w:pPr>
+            <w:r>
+              <w:rPr>
+                <w:rFonts w:ascii="Aptos" w:hAnsi="Aptos"/>
+                <w:b w:val="0"/>
+                <w:i w:val="0"/>
+                <w:color w:val="1A1A1A"/>
+                <w:sz w:val="20"/>
+              </w:rPr>
+              <w:t xml:space="preserve">April 1963</w:t>
+            </w:r>
+          </w:p>
+        </w:tc>
+        <w:tc>
+          <w:tcPr>
+            <w:tcW w:type="dxa" w:w="7087"/>
+            <w:tcBorders>
+              <w:top w:val="single" w:sz="4" w:space="0" w:color="D9C58A"/>
+              <w:left w:val="single" w:sz="4" w:space="0" w:color="D9C58A"/>
+              <w:bottom w:val="single" w:sz="4" w:space="0" w:color="D9C58A"/>
+              <w:right w:val="single" w:sz="4" w:space="0" w:color="D9C58A"/>
+            </w:tcBorders>
+            <w:tcMar>
+              <w:top w:w="80" w:type="dxa"/>
+              <w:left w:w="140" w:type="dxa"/>
+              <w:bottom w:w="80" w:type="dxa"/>
+              <w:right w:w="140" w:type="dxa"/>
+            </w:tcMar>
+          </w:tcPr>
+          <w:p>
+            <w:pPr>
+              <w:keepNext/>
+              <w:spacing w:after="0"/>
+            </w:pPr>
+            <w:r>
+              <w:rPr>
+                <w:rFonts w:ascii="Aptos" w:hAnsi="Aptos"/>
+                <w:b w:val="0"/>
+                <w:i w:val="0"/>
+                <w:color w:val="1A1A1A"/>
+                <w:sz w:val="20"/>
+              </w:rPr>
+              <w:t xml:space="preserve">Guy Bailey's interview is cancelled when the company learns he is Black.</w:t>
+            </w:r>
+          </w:p>
+        </w:tc>
+      </w:tr>
+      <w:tr>
+        <w:trPr>
+          <w:cantSplit/>
+        </w:trPr>
+        <w:tc>
+          <w:tcPr>
+            <w:tcW w:type="dxa" w:w="2154"/>
+            <w:tcBorders>
+              <w:top w:val="single" w:sz="4" w:space="0" w:color="D9C58A"/>
+              <w:left w:val="single" w:sz="4" w:space="0" w:color="D9C58A"/>
+              <w:bottom w:val="single" w:sz="4" w:space="0" w:color="D9C58A"/>
+              <w:right w:val="single" w:sz="4" w:space="0" w:color="D9C58A"/>
+            </w:tcBorders>
+            <w:tcMar>
+              <w:top w:w="80" w:type="dxa"/>
+              <w:left w:w="140" w:type="dxa"/>
+              <w:bottom w:w="80" w:type="dxa"/>
+              <w:right w:w="140" w:type="dxa"/>
+            </w:tcMar>
+          </w:tcPr>
+          <w:p>
+            <w:pPr>
+              <w:keepNext/>
+              <w:spacing w:after="0"/>
+            </w:pPr>
+            <w:r>
+              <w:rPr>
+                <w:rFonts w:ascii="Aptos" w:hAnsi="Aptos"/>
+                <w:b w:val="0"/>
+                <w:i w:val="0"/>
+                <w:color w:val="1A1A1A"/>
+                <w:sz w:val="20"/>
+              </w:rPr>
+              <w:t xml:space="preserve">30 April 1963</w:t>
+            </w:r>
+          </w:p>
+        </w:tc>
+        <w:tc>
+          <w:tcPr>
+            <w:tcW w:type="dxa" w:w="7087"/>
+            <w:tcBorders>
+              <w:top w:val="single" w:sz="4" w:space="0" w:color="D9C58A"/>
+              <w:left w:val="single" w:sz="4" w:space="0" w:color="D9C58A"/>
+              <w:bottom w:val="single" w:sz="4" w:space="0" w:color="D9C58A"/>
+              <w:right w:val="single" w:sz="4" w:space="0" w:color="D9C58A"/>
+            </w:tcBorders>
+            <w:tcMar>
+              <w:top w:w="80" w:type="dxa"/>
+              <w:left w:w="140" w:type="dxa"/>
+              <w:bottom w:w="80" w:type="dxa"/>
+              <w:right w:w="140" w:type="dxa"/>
+            </w:tcMar>
+          </w:tcPr>
+          <w:p>
+            <w:pPr>
+              <w:keepNext/>
+              <w:spacing w:after="0"/>
+            </w:pPr>
+            <w:r>
+              <w:rPr>
+                <w:rFonts w:ascii="Aptos" w:hAnsi="Aptos"/>
+                <w:b w:val="0"/>
+                <w:i w:val="0"/>
+                <w:color w:val="1A1A1A"/>
+                <w:sz w:val="20"/>
+              </w:rPr>
+              <w:t xml:space="preserve">The boycott is announced.</w:t>
+            </w:r>
+          </w:p>
+        </w:tc>
+      </w:tr>
+      <w:tr>
+        <w:trPr>
+          <w:cantSplit/>
+        </w:trPr>
+        <w:tc>
+          <w:tcPr>
+            <w:tcW w:type="dxa" w:w="2154"/>
+            <w:tcBorders>
+              <w:top w:val="single" w:sz="4" w:space="0" w:color="D9C58A"/>
+              <w:left w:val="single" w:sz="4" w:space="0" w:color="D9C58A"/>
+              <w:bottom w:val="single" w:sz="4" w:space="0" w:color="D9C58A"/>
+              <w:right w:val="single" w:sz="4" w:space="0" w:color="D9C58A"/>
+            </w:tcBorders>
+            <w:tcMar>
+              <w:top w:w="80" w:type="dxa"/>
+              <w:left w:w="140" w:type="dxa"/>
+              <w:bottom w:w="80" w:type="dxa"/>
+              <w:right w:w="140" w:type="dxa"/>
+            </w:tcMar>
+          </w:tcPr>
+          <w:p>
+            <w:pPr>
+              <w:keepNext/>
+              <w:spacing w:after="0"/>
+            </w:pPr>
+            <w:r>
+              <w:rPr>
+                <w:rFonts w:ascii="Aptos" w:hAnsi="Aptos"/>
+                <w:b w:val="0"/>
+                <w:i w:val="0"/>
+                <w:color w:val="1A1A1A"/>
+                <w:sz w:val="20"/>
+              </w:rPr>
+              <w:t xml:space="preserve">28 Aug 1963</w:t>
+            </w:r>
+          </w:p>
+        </w:tc>
+        <w:tc>
+          <w:tcPr>
+            <w:tcW w:type="dxa" w:w="7087"/>
+            <w:tcBorders>
+              <w:top w:val="single" w:sz="4" w:space="0" w:color="D9C58A"/>
+              <w:left w:val="single" w:sz="4" w:space="0" w:color="D9C58A"/>
+              <w:bottom w:val="single" w:sz="4" w:space="0" w:color="D9C58A"/>
+              <w:right w:val="single" w:sz="4" w:space="0" w:color="D9C58A"/>
+            </w:tcBorders>
+            <w:tcMar>
+              <w:top w:w="80" w:type="dxa"/>
+              <w:left w:w="140" w:type="dxa"/>
+              <w:bottom w:w="80" w:type="dxa"/>
+              <w:right w:w="140" w:type="dxa"/>
+            </w:tcMar>
+          </w:tcPr>
+          <w:p>
+            <w:pPr>
+              <w:keepNext/>
+              <w:spacing w:after="0"/>
+            </w:pPr>
+            <w:r>
+              <w:rPr>
+                <w:rFonts w:ascii="Aptos" w:hAnsi="Aptos"/>
+                <w:b w:val="0"/>
+                <w:i w:val="0"/>
+                <w:color w:val="1A1A1A"/>
+                <w:sz w:val="20"/>
+              </w:rPr>
+              <w:t xml:space="preserve">The company drops the colour bar.</w:t>
+            </w:r>
+          </w:p>
+        </w:tc>
+      </w:tr>
+      <w:tr>
+        <w:trPr>
+          <w:cantSplit/>
+        </w:trPr>
+        <w:tc>
+          <w:tcPr>
+            <w:tcW w:type="dxa" w:w="2154"/>
+            <w:tcBorders>
+              <w:top w:val="single" w:sz="4" w:space="0" w:color="D9C58A"/>
+              <w:left w:val="single" w:sz="4" w:space="0" w:color="D9C58A"/>
+              <w:bottom w:val="single" w:sz="4" w:space="0" w:color="D9C58A"/>
+              <w:right w:val="single" w:sz="4" w:space="0" w:color="D9C58A"/>
+            </w:tcBorders>
+            <w:tcMar>
+              <w:top w:w="80" w:type="dxa"/>
+              <w:left w:w="140" w:type="dxa"/>
+              <w:bottom w:w="80" w:type="dxa"/>
+              <w:right w:w="140" w:type="dxa"/>
+            </w:tcMar>
+          </w:tcPr>
+          <w:p>
+            <w:pPr>
+              <w:keepNext/>
+              <w:spacing w:after="0"/>
+            </w:pPr>
+            <w:r>
+              <w:rPr>
+                <w:rFonts w:ascii="Aptos" w:hAnsi="Aptos"/>
+                <w:b w:val="0"/>
+                <w:i w:val="0"/>
+                <w:color w:val="1A1A1A"/>
+                <w:sz w:val="20"/>
+              </w:rPr>
+              <w:t xml:space="preserve">Sept 1963</w:t>
+            </w:r>
+          </w:p>
+        </w:tc>
+        <w:tc>
+          <w:tcPr>
+            <w:tcW w:type="dxa" w:w="7087"/>
+            <w:tcBorders>
+              <w:top w:val="single" w:sz="4" w:space="0" w:color="D9C58A"/>
+              <w:left w:val="single" w:sz="4" w:space="0" w:color="D9C58A"/>
+              <w:bottom w:val="single" w:sz="4" w:space="0" w:color="D9C58A"/>
+              <w:right w:val="single" w:sz="4" w:space="0" w:color="D9C58A"/>
+            </w:tcBorders>
+            <w:tcMar>
+              <w:top w:w="80" w:type="dxa"/>
+              <w:left w:w="140" w:type="dxa"/>
+              <w:bottom w:w="80" w:type="dxa"/>
+              <w:right w:w="140" w:type="dxa"/>
+            </w:tcMar>
+          </w:tcPr>
+          <w:p>
+            <w:pPr>
+              <w:keepNext/>
+              <w:spacing w:after="0"/>
+            </w:pPr>
+            <w:r>
+              <w:rPr>
+                <w:rFonts w:ascii="Aptos" w:hAnsi="Aptos"/>
+                <w:b w:val="0"/>
+                <w:i w:val="0"/>
+                <w:color w:val="1A1A1A"/>
+                <w:sz w:val="20"/>
+              </w:rPr>
+              <w:t xml:space="preserve">Raghbir Singh becomes Bristol's first non-white bus conductor.</w:t>
+            </w:r>
+          </w:p>
+        </w:tc>
+      </w:tr>
+      <w:tr>
+        <w:trPr>
+          <w:cantSplit/>
+        </w:trPr>
+        <w:tc>
+          <w:tcPr>
+            <w:tcW w:type="dxa" w:w="2154"/>
+            <w:tcBorders>
+              <w:top w:val="single" w:sz="4" w:space="0" w:color="D9C58A"/>
+              <w:left w:val="single" w:sz="4" w:space="0" w:color="D9C58A"/>
+              <w:bottom w:val="single" w:sz="4" w:space="0" w:color="D9C58A"/>
+              <w:right w:val="single" w:sz="4" w:space="0" w:color="D9C58A"/>
+            </w:tcBorders>
+            <w:tcMar>
+              <w:top w:w="80" w:type="dxa"/>
+              <w:left w:w="140" w:type="dxa"/>
+              <w:bottom w:w="80" w:type="dxa"/>
+              <w:right w:w="140" w:type="dxa"/>
+            </w:tcMar>
+          </w:tcPr>
+          <w:p>
+            <w:pPr>
+              <w:keepNext/>
+              <w:spacing w:after="0"/>
+            </w:pPr>
+            <w:r>
+              <w:rPr>
+                <w:rFonts w:ascii="Aptos" w:hAnsi="Aptos"/>
+                <w:b w:val="0"/>
+                <w:i w:val="0"/>
+                <w:color w:val="1A1A1A"/>
+                <w:sz w:val="20"/>
+              </w:rPr>
+              <w:t xml:space="preserve">1965 &amp; 1968</w:t>
+            </w:r>
+          </w:p>
+        </w:tc>
+        <w:tc>
+          <w:tcPr>
+            <w:tcW w:type="dxa" w:w="7087"/>
+            <w:tcBorders>
+              <w:top w:val="single" w:sz="4" w:space="0" w:color="D9C58A"/>
+              <w:left w:val="single" w:sz="4" w:space="0" w:color="D9C58A"/>
+              <w:bottom w:val="single" w:sz="4" w:space="0" w:color="D9C58A"/>
+              <w:right w:val="single" w:sz="4" w:space="0" w:color="D9C58A"/>
+            </w:tcBorders>
+            <w:tcMar>
+              <w:top w:w="80" w:type="dxa"/>
+              <w:left w:w="140" w:type="dxa"/>
+              <w:bottom w:w="80" w:type="dxa"/>
+              <w:right w:w="140" w:type="dxa"/>
+            </w:tcMar>
+          </w:tcPr>
+          <w:p>
+            <w:pPr>
+              <w:keepNext/>
+              <w:spacing w:after="0"/>
+            </w:pPr>
+            <w:r>
+              <w:rPr>
+                <w:rFonts w:ascii="Aptos" w:hAnsi="Aptos"/>
+                <w:b w:val="0"/>
+                <w:i w:val="0"/>
+                <w:color w:val="1A1A1A"/>
+                <w:sz w:val="20"/>
+              </w:rPr>
+              <w:t xml:space="preserve">The Race Relations Act 1965 bans discrimination in public places; the 1968 Act covers jobs and housing.</w:t>
+            </w:r>
+          </w:p>
+        </w:tc>
+      </w:tr>
+      <w:tr>
+        <w:trPr>
+          <w:cantSplit/>
+        </w:trPr>
+        <w:tc>
+          <w:tcPr>
+            <w:tcW w:type="dxa" w:w="2154"/>
+            <w:tcBorders>
+              <w:top w:val="single" w:sz="4" w:space="0" w:color="D9C58A"/>
+              <w:left w:val="single" w:sz="4" w:space="0" w:color="D9C58A"/>
+              <w:bottom w:val="single" w:sz="4" w:space="0" w:color="D9C58A"/>
+              <w:right w:val="single" w:sz="4" w:space="0" w:color="D9C58A"/>
+            </w:tcBorders>
+            <w:tcMar>
+              <w:top w:w="80" w:type="dxa"/>
+              <w:left w:w="140" w:type="dxa"/>
+              <w:bottom w:w="80" w:type="dxa"/>
+              <w:right w:w="140" w:type="dxa"/>
+            </w:tcMar>
+          </w:tcPr>
+          <w:p>
+            <w:pPr>
+              <w:keepNext/>
+              <w:spacing w:after="0"/>
+            </w:pPr>
+            <w:r>
+              <w:rPr>
+                <w:rFonts w:ascii="Aptos" w:hAnsi="Aptos"/>
+                <w:b w:val="0"/>
+                <w:i w:val="0"/>
+                <w:color w:val="1A1A1A"/>
+                <w:sz w:val="20"/>
+              </w:rPr>
+              <w:t xml:space="preserve">1976</w:t>
+            </w:r>
+          </w:p>
+        </w:tc>
+        <w:tc>
+          <w:tcPr>
+            <w:tcW w:type="dxa" w:w="7087"/>
+            <w:tcBorders>
+              <w:top w:val="single" w:sz="4" w:space="0" w:color="D9C58A"/>
+              <w:left w:val="single" w:sz="4" w:space="0" w:color="D9C58A"/>
+              <w:bottom w:val="single" w:sz="4" w:space="0" w:color="D9C58A"/>
+              <w:right w:val="single" w:sz="4" w:space="0" w:color="D9C58A"/>
+            </w:tcBorders>
+            <w:tcMar>
+              <w:top w:w="80" w:type="dxa"/>
+              <w:left w:w="140" w:type="dxa"/>
+              <w:bottom w:w="80" w:type="dxa"/>
+              <w:right w:w="140" w:type="dxa"/>
+            </w:tcMar>
+          </w:tcPr>
+          <w:p>
+            <w:pPr>
+              <w:keepNext/>
+              <w:spacing w:after="0"/>
+            </w:pPr>
+            <w:r>
+              <w:rPr>
+                <w:rFonts w:ascii="Aptos" w:hAnsi="Aptos"/>
+                <w:b w:val="0"/>
+                <w:i w:val="0"/>
+                <w:color w:val="1A1A1A"/>
+                <w:sz w:val="20"/>
+              </w:rPr>
+              <w:t xml:space="preserve">A further Race Relations Act creates the Commission for Racial Equality.</w:t>
+            </w:r>
+          </w:p>
+        </w:tc>
+      </w:tr>
+      <w:tr>
+        <w:trPr>
+          <w:cantSplit/>
+        </w:trPr>
+        <w:tc>
+          <w:tcPr>
+            <w:tcW w:type="dxa" w:w="2154"/>
+            <w:tcBorders>
+              <w:top w:val="single" w:sz="4" w:space="0" w:color="D9C58A"/>
+              <w:left w:val="single" w:sz="4" w:space="0" w:color="D9C58A"/>
+              <w:bottom w:val="single" w:sz="4" w:space="0" w:color="D9C58A"/>
+              <w:right w:val="single" w:sz="4" w:space="0" w:color="D9C58A"/>
+            </w:tcBorders>
+            <w:tcMar>
+              <w:top w:w="80" w:type="dxa"/>
+              <w:left w:w="140" w:type="dxa"/>
+              <w:bottom w:w="80" w:type="dxa"/>
+              <w:right w:w="140" w:type="dxa"/>
+            </w:tcMar>
+          </w:tcPr>
+          <w:p>
+            <w:pPr>
+              <w:spacing w:after="0"/>
+            </w:pPr>
+            <w:r>
+              <w:rPr>
+                <w:rFonts w:ascii="Aptos" w:hAnsi="Aptos"/>
+                <w:b w:val="0"/>
+                <w:i w:val="0"/>
+                <w:color w:val="1A1A1A"/>
+                <w:sz w:val="20"/>
+              </w:rPr>
+              <w:t xml:space="preserve">2009</w:t>
+            </w:r>
+          </w:p>
+        </w:tc>
+        <w:tc>
+          <w:tcPr>
+            <w:tcW w:type="dxa" w:w="7087"/>
+            <w:tcBorders>
+              <w:top w:val="single" w:sz="4" w:space="0" w:color="D9C58A"/>
+              <w:left w:val="single" w:sz="4" w:space="0" w:color="D9C58A"/>
+              <w:bottom w:val="single" w:sz="4" w:space="0" w:color="D9C58A"/>
+              <w:right w:val="single" w:sz="4" w:space="0" w:color="D9C58A"/>
+            </w:tcBorders>
+            <w:tcMar>
+              <w:top w:w="80" w:type="dxa"/>
+              <w:left w:w="140" w:type="dxa"/>
+              <w:bottom w:w="80" w:type="dxa"/>
+              <w:right w:w="140" w:type="dxa"/>
+            </w:tcMar>
+          </w:tcPr>
+          <w:p>
+            <w:pPr>
+              <w:spacing w:after="0"/>
+            </w:pPr>
+            <w:r>
+              <w:rPr>
+                <w:rFonts w:ascii="Aptos" w:hAnsi="Aptos"/>
+                <w:b w:val="0"/>
+                <w:i w:val="0"/>
+                <w:color w:val="1A1A1A"/>
+                <w:sz w:val="20"/>
+              </w:rPr>
+              <w:t xml:space="preserve">Paul Stephenson is awarded an OBE for his campaigning.</w:t>
+            </w:r>
+          </w:p>
+        </w:tc>
+      </w:tr>
+    </w:tbl>
+    <w:p>
+      <w:pPr>
+        <w:spacing w:after="0" w:line="160" w:lineRule="exact"/>
+      </w:pPr>
+      <w:r>
+        <w:rPr>
+          <w:sz w:val="4"/>
+        </w:rPr>
+      </w:r>
+    </w:p>
+    <w:p>
+      <w:pPr>
+        <w:keepNext/>
+        <w:pBdr>
+          <w:top w:val="single" w:sz="4" w:space="4" w:color="007A3D"/>
+          <w:left w:val="single" w:sz="4" w:space="6" w:color="007A3D"/>
+          <w:bottom w:val="single" w:sz="4" w:space="4" w:color="007A3D"/>
+          <w:right w:val="single" w:sz="4" w:space="6" w:color="007A3D"/>
+        </w:pBdr>
+        <w:shd w:val="clear" w:color="auto" w:fill="007A3D"/>
+        <w:spacing w:before="200" w:after="120"/>
+        <w:ind w:left="68" w:right="68"/>
+      </w:pPr>
+      <w:r>
+        <w:rPr>
+          <w:rFonts w:ascii="Aptos Display" w:hAnsi="Aptos Display"/>
+          <w:b/>
+          <w:i w:val="0"/>
+          <w:color w:val="FFFFFF"/>
+          <w:sz w:val="27"/>
+        </w:rPr>
+        <w:t>6.  Delivery Notes</w:t>
       </w:r>
     </w:p>
     <w:p>
@@ -1603,12 +2359,12 @@
       <w:pPr>
         <w:keepNext/>
         <w:pBdr>
-          <w:top w:val="single" w:sz="4" w:space="4" w:color="007A3D"/>
-          <w:left w:val="single" w:sz="4" w:space="6" w:color="007A3D"/>
-          <w:bottom w:val="single" w:sz="4" w:space="4" w:color="007A3D"/>
-          <w:right w:val="single" w:sz="4" w:space="6" w:color="007A3D"/>
+          <w:top w:val="single" w:sz="4" w:space="4" w:color="CE1126"/>
+          <w:left w:val="single" w:sz="4" w:space="6" w:color="CE1126"/>
+          <w:bottom w:val="single" w:sz="4" w:space="4" w:color="CE1126"/>
+          <w:right w:val="single" w:sz="4" w:space="6" w:color="CE1126"/>
         </w:pBdr>
-        <w:shd w:val="clear" w:color="auto" w:fill="007A3D"/>
+        <w:shd w:val="clear" w:color="auto" w:fill="CE1126"/>
         <w:spacing w:before="200" w:after="120"/>
         <w:ind w:left="68" w:right="68"/>
       </w:pPr>
@@ -1620,7 +2376,7 @@
           <w:color w:val="FFFFFF"/>
           <w:sz w:val="27"/>
         </w:rPr>
-        <w:t>6.  Answer Key</w:t>
+        <w:t>7.  Answer Key</w:t>
       </w:r>
     </w:p>
     <w:p>
@@ -3128,12 +3884,12 @@
       <w:pPr>
         <w:keepNext/>
         <w:pBdr>
-          <w:top w:val="single" w:sz="4" w:space="4" w:color="CE1126"/>
-          <w:left w:val="single" w:sz="4" w:space="6" w:color="CE1126"/>
-          <w:bottom w:val="single" w:sz="4" w:space="4" w:color="CE1126"/>
-          <w:right w:val="single" w:sz="4" w:space="6" w:color="CE1126"/>
+          <w:top w:val="single" w:sz="4" w:space="4" w:color="E8A800"/>
+          <w:left w:val="single" w:sz="4" w:space="6" w:color="E8A800"/>
+          <w:bottom w:val="single" w:sz="4" w:space="4" w:color="E8A800"/>
+          <w:right w:val="single" w:sz="4" w:space="6" w:color="E8A800"/>
         </w:pBdr>
-        <w:shd w:val="clear" w:color="auto" w:fill="CE1126"/>
+        <w:shd w:val="clear" w:color="auto" w:fill="E8A800"/>
         <w:spacing w:before="200" w:after="120"/>
         <w:ind w:left="68" w:right="68"/>
       </w:pPr>
@@ -3142,10 +3898,10 @@
           <w:rFonts w:ascii="Aptos Display" w:hAnsi="Aptos Display"/>
           <w:b/>
           <w:i w:val="0"/>
-          <w:color w:val="FFFFFF"/>
+          <w:color w:val="1A1A1A"/>
           <w:sz w:val="27"/>
         </w:rPr>
-        <w:t>7.  Sensitivity &amp; Safeguarding</w:t>
+        <w:t>8.  Sensitivity &amp; Safeguarding</w:t>
       </w:r>
     </w:p>
     <w:tbl>
@@ -3241,12 +3997,12 @@
       <w:pPr>
         <w:keepNext/>
         <w:pBdr>
-          <w:top w:val="single" w:sz="4" w:space="4" w:color="E8A800"/>
-          <w:left w:val="single" w:sz="4" w:space="6" w:color="E8A800"/>
-          <w:bottom w:val="single" w:sz="4" w:space="4" w:color="E8A800"/>
-          <w:right w:val="single" w:sz="4" w:space="6" w:color="E8A800"/>
+          <w:top w:val="single" w:sz="4" w:space="4" w:color="007A3D"/>
+          <w:left w:val="single" w:sz="4" w:space="6" w:color="007A3D"/>
+          <w:bottom w:val="single" w:sz="4" w:space="4" w:color="007A3D"/>
+          <w:right w:val="single" w:sz="4" w:space="6" w:color="007A3D"/>
         </w:pBdr>
-        <w:shd w:val="clear" w:color="auto" w:fill="E8A800"/>
+        <w:shd w:val="clear" w:color="auto" w:fill="007A3D"/>
         <w:spacing w:before="200" w:after="120"/>
         <w:ind w:left="68" w:right="68"/>
       </w:pPr>
@@ -3255,10 +4011,10 @@
           <w:rFonts w:ascii="Aptos Display" w:hAnsi="Aptos Display"/>
           <w:b/>
           <w:i w:val="0"/>
-          <w:color w:val="1A1A1A"/>
+          <w:color w:val="FFFFFF"/>
           <w:sz w:val="27"/>
         </w:rPr>
-        <w:t>8.  Extension Ideas</w:t>
+        <w:t>9.  Extension Ideas</w:t>
       </w:r>
     </w:p>
     <w:p>
